--- a/downloads/handouts/Unit 06/Handout 06.11 - Place Setting Diagram and Sharing Agreement.docx
+++ b/downloads/handouts/Unit 06/Handout 06.11 - Place Setting Diagram and Sharing Agreement.docx
@@ -926,8 +926,11 @@
       </w:r>
     </w:p>
     <w:p>
-      <w:r>
-        <w:br w:type="page"/>
+      <w:pPr>
+        <w:pStyle w:val="BodyText"/>
+      </w:pPr>
+      <w:r>
+        <w:t xml:space="preserve">_____________________________________________________________________________</w:t>
       </w:r>
     </w:p>
     <w:p>
@@ -1180,18 +1183,39 @@
       </w:r>
     </w:p>
     <w:p>
-      <w:r>
-        <w:br w:type="page"/>
-      </w:r>
-    </w:p>
-    <w:p>
-      <w:r>
-        <w:br w:type="page"/>
-      </w:r>
-    </w:p>
-    <w:p>
-      <w:r>
-        <w:br w:type="page"/>
+      <w:pPr>
+        <w:numPr>
+          <w:ilvl w:val="0"/>
+          <w:numId w:val="1001"/>
+        </w:numPr>
+        <w:pStyle w:val="Compact"/>
+      </w:pPr>
+      <w:r>
+        <w:t xml:space="preserve">___________________________________________________________________________</w:t>
+      </w:r>
+    </w:p>
+    <w:p>
+      <w:pPr>
+        <w:numPr>
+          <w:ilvl w:val="0"/>
+          <w:numId w:val="1001"/>
+        </w:numPr>
+        <w:pStyle w:val="Compact"/>
+      </w:pPr>
+      <w:r>
+        <w:t xml:space="preserve">___________________________________________________________________________</w:t>
+      </w:r>
+    </w:p>
+    <w:p>
+      <w:pPr>
+        <w:numPr>
+          <w:ilvl w:val="0"/>
+          <w:numId w:val="1001"/>
+        </w:numPr>
+        <w:pStyle w:val="Compact"/>
+      </w:pPr>
+      <w:r>
+        <w:t xml:space="preserve">___________________________________________________________________________</w:t>
       </w:r>
     </w:p>
     <w:p>
@@ -1662,21 +1686,27 @@
       </w:r>
     </w:p>
     <w:p>
-      <w:r>
-        <w:br w:type="page"/>
-      </w:r>
-    </w:p>
-    <w:p>
       <w:pPr>
         <w:pStyle w:val="BodyText"/>
       </w:pPr>
       <w:r>
+        <w:t xml:space="preserve">_____________________________________________________________________________</w:t>
+      </w:r>
+    </w:p>
+    <w:p>
+      <w:pPr>
+        <w:pStyle w:val="BodyText"/>
+      </w:pPr>
+      <w:r>
         <w:t xml:space="preserve">What I would do: _____________________________________________________________</w:t>
       </w:r>
     </w:p>
     <w:p>
-      <w:r>
-        <w:br w:type="page"/>
+      <w:pPr>
+        <w:pStyle w:val="BodyText"/>
+      </w:pPr>
+      <w:r>
+        <w:t xml:space="preserve">_____________________________________________________________________________</w:t>
       </w:r>
     </w:p>
     <w:p>
@@ -2162,8 +2192,11 @@
       </w:r>
     </w:p>
     <w:p>
-      <w:r>
-        <w:br w:type="page"/>
+      <w:pPr>
+        <w:pStyle w:val="BodyText"/>
+      </w:pPr>
+      <w:r>
+        <w:t xml:space="preserve">_____________________________________________________________________________</w:t>
       </w:r>
     </w:p>
     <w:sectPr>

--- a/downloads/handouts/Unit 06/Handout 06.11 - Place Setting Diagram and Sharing Agreement.docx
+++ b/downloads/handouts/Unit 06/Handout 06.11 - Place Setting Diagram and Sharing Agreement.docx
@@ -53,72 +53,62 @@
     </w:p>
     <w:p>
       <w:pPr>
-        <w:pStyle w:val="SourceCode"/>
-      </w:pPr>
-      <w:r>
-        <w:rPr>
-          <w:rStyle w:val="VerbatimChar"/>
-        </w:rPr>
-        <w:t xml:space="preserve">+-------------------------------------------------------------+</w:t>
-      </w:r>
-      <w:r>
-        <w:br/>
-      </w:r>
-      <w:r>
-        <w:rPr>
-          <w:rStyle w:val="VerbatimChar"/>
-        </w:rPr>
-        <w:t xml:space="preserve">|                                                             |</w:t>
-      </w:r>
-      <w:r>
-        <w:br/>
-      </w:r>
-      <w:r>
-        <w:rPr>
-          <w:rStyle w:val="VerbatimChar"/>
-        </w:rPr>
-        <w:t xml:space="preserve">|                                                             |</w:t>
-      </w:r>
-      <w:r>
-        <w:br/>
-      </w:r>
-      <w:r>
-        <w:rPr>
-          <w:rStyle w:val="VerbatimChar"/>
-        </w:rPr>
-        <w:t xml:space="preserve">|                                                             |</w:t>
-      </w:r>
-      <w:r>
-        <w:br/>
-      </w:r>
-      <w:r>
-        <w:rPr>
-          <w:rStyle w:val="VerbatimChar"/>
-        </w:rPr>
-        <w:t xml:space="preserve">|                                                             |</w:t>
-      </w:r>
-      <w:r>
-        <w:br/>
-      </w:r>
-      <w:r>
-        <w:rPr>
-          <w:rStyle w:val="VerbatimChar"/>
-        </w:rPr>
-        <w:t xml:space="preserve">|                                                             |</w:t>
-      </w:r>
-      <w:r>
-        <w:br/>
-      </w:r>
-      <w:r>
-        <w:rPr>
-          <w:rStyle w:val="VerbatimChar"/>
-        </w:rPr>
-        <w:t xml:space="preserve">+-------------------------------------------------------------+</w:t>
-      </w:r>
-    </w:p>
-    <w:p>
-      <w:pPr>
-        <w:pStyle w:val="FirstParagraph"/>
+        <w:pStyle w:val="CaptionedFigure"/>
+      </w:pPr>
+      <w:r>
+        <w:drawing>
+          <wp:inline>
+            <wp:extent cx="5486400" cy="2560320"/>
+            <wp:effectExtent b="0" l="0" r="0" t="0"/>
+            <wp:docPr descr="Draw a place setting from memory" title="" id="1" name="Picture"/>
+            <a:graphic>
+              <a:graphicData uri="http://schemas.openxmlformats.org/drawingml/2006/picture">
+                <pic:pic>
+                  <pic:nvPicPr>
+                    <pic:cNvPr descr="images/blank-box.png" id="0" name="Picture"/>
+                    <pic:cNvPicPr>
+                      <a:picLocks noChangeArrowheads="1" noChangeAspect="1"/>
+                    </pic:cNvPicPr>
+                  </pic:nvPicPr>
+                  <pic:blipFill>
+                    <a:blip r:embed="rId22"/>
+                    <a:stretch>
+                      <a:fillRect/>
+                    </a:stretch>
+                  </pic:blipFill>
+                  <pic:spPr bwMode="auto">
+                    <a:xfrm>
+                      <a:off x="0" y="0"/>
+                      <a:ext cx="5486400" cy="2560320"/>
+                    </a:xfrm>
+                    <a:prstGeom prst="rect">
+                      <a:avLst/>
+                    </a:prstGeom>
+                    <a:noFill/>
+                    <a:ln w="9525">
+                      <a:noFill/>
+                      <a:headEnd/>
+                      <a:tailEnd/>
+                    </a:ln>
+                  </pic:spPr>
+                </pic:pic>
+              </a:graphicData>
+            </a:graphic>
+          </wp:inline>
+        </w:drawing>
+      </w:r>
+    </w:p>
+    <w:p>
+      <w:pPr>
+        <w:pStyle w:val="ImageCaption"/>
+      </w:pPr>
+      <w:r>
+        <w:t xml:space="preserve">Draw a place setting from memory</w:t>
+      </w:r>
+    </w:p>
+    <w:p>
+      <w:pPr>
+        <w:pStyle w:val="BodyText"/>
       </w:pPr>
       <w:r>
         <w:rPr>
@@ -136,72 +126,65 @@
       <w:pPr>
         <w:pStyle w:val="Heading2"/>
       </w:pPr>
-      <w:bookmarkStart w:id="22" w:name="part-2.-the-basic-place-setting"/>
+      <w:bookmarkStart w:id="23" w:name="part-2.-the-basic-place-setting"/>
       <w:r>
         <w:t xml:space="preserve">Part 2. The basic place setting</w:t>
       </w:r>
-      <w:bookmarkEnd w:id="22"/>
-    </w:p>
-    <w:p>
-      <w:pPr>
-        <w:pStyle w:val="SourceCode"/>
-      </w:pPr>
-      <w:r>
-        <w:rPr>
-          <w:rStyle w:val="VerbatimChar"/>
-        </w:rPr>
-        <w:t xml:space="preserve">                          ( CUP )</w:t>
-      </w:r>
-      <w:r>
-        <w:br/>
-      </w:r>
-      <w:r>
-        <w:rPr>
-          <w:rStyle w:val="VerbatimChar"/>
-        </w:rPr>
-        <w:t xml:space="preserve">                                      &lt;- the cup sits above the knife</w:t>
-      </w:r>
-      <w:r>
-        <w:br/>
-      </w:r>
-      <w:r>
-        <w:br/>
-      </w:r>
-      <w:r>
-        <w:rPr>
-          <w:rStyle w:val="VerbatimChar"/>
-        </w:rPr>
-        <w:t xml:space="preserve">   [NAPKIN]  (FORK)   |  PLATE  |   (KNIFE) (SPOON)</w:t>
-      </w:r>
-      <w:r>
-        <w:br/>
-      </w:r>
-      <w:r>
-        <w:rPr>
-          <w:rStyle w:val="VerbatimChar"/>
-        </w:rPr>
-        <w:t xml:space="preserve">                      |         |</w:t>
-      </w:r>
-      <w:r>
-        <w:br/>
-      </w:r>
-      <w:r>
-        <w:rPr>
-          <w:rStyle w:val="VerbatimChar"/>
-        </w:rPr>
-        <w:t xml:space="preserve">                      +---------+</w:t>
-      </w:r>
-      <w:r>
-        <w:br/>
-      </w:r>
-      <w:r>
-        <w:br/>
-      </w:r>
-      <w:r>
-        <w:rPr>
-          <w:rStyle w:val="VerbatimChar"/>
-        </w:rPr>
-        <w:t xml:space="preserve">     LEFT SIDE                        RIGHT SIDE</w:t>
+      <w:bookmarkEnd w:id="23"/>
+    </w:p>
+    <w:p>
+      <w:pPr>
+        <w:pStyle w:val="CaptionedFigure"/>
+      </w:pPr>
+      <w:r>
+        <w:drawing>
+          <wp:inline>
+            <wp:extent cx="5486400" cy="3207433"/>
+            <wp:effectExtent b="0" l="0" r="0" t="0"/>
+            <wp:docPr descr="The basic place setting: napkin, fork, plate, knife, spoon, cup above the knife" title="" id="1" name="Picture"/>
+            <a:graphic>
+              <a:graphicData uri="http://schemas.openxmlformats.org/drawingml/2006/picture">
+                <pic:pic>
+                  <pic:nvPicPr>
+                    <pic:cNvPr descr="images/h0611-basic-setting.png" id="0" name="Picture"/>
+                    <pic:cNvPicPr>
+                      <a:picLocks noChangeArrowheads="1" noChangeAspect="1"/>
+                    </pic:cNvPicPr>
+                  </pic:nvPicPr>
+                  <pic:blipFill>
+                    <a:blip r:embed="rId24"/>
+                    <a:stretch>
+                      <a:fillRect/>
+                    </a:stretch>
+                  </pic:blipFill>
+                  <pic:spPr bwMode="auto">
+                    <a:xfrm>
+                      <a:off x="0" y="0"/>
+                      <a:ext cx="5486400" cy="3207433"/>
+                    </a:xfrm>
+                    <a:prstGeom prst="rect">
+                      <a:avLst/>
+                    </a:prstGeom>
+                    <a:noFill/>
+                    <a:ln w="9525">
+                      <a:noFill/>
+                      <a:headEnd/>
+                      <a:tailEnd/>
+                    </a:ln>
+                  </pic:spPr>
+                </pic:pic>
+              </a:graphicData>
+            </a:graphic>
+          </wp:inline>
+        </w:drawing>
+      </w:r>
+    </w:p>
+    <w:p>
+      <w:pPr>
+        <w:pStyle w:val="ImageCaption"/>
+      </w:pPr>
+      <w:r>
+        <w:t xml:space="preserve">The basic place setting: napkin, fork, plate, knife, spoon, cup above the knife</w:t>
       </w:r>
     </w:p>
     <w:tbl>
@@ -542,71 +525,70 @@
       <w:pPr>
         <w:pStyle w:val="Heading2"/>
       </w:pPr>
-      <w:bookmarkStart w:id="23" w:name="Xc385dc9359f7fa1f8e537122bcf528b6798d224"/>
+      <w:bookmarkStart w:id="25" w:name="Xc385dc9359f7fa1f8e537122bcf528b6798d224"/>
       <w:r>
         <w:t xml:space="preserve">Part 3. The formal place setting and the outside-in rule</w:t>
       </w:r>
-      <w:bookmarkEnd w:id="23"/>
-    </w:p>
-    <w:p>
-      <w:pPr>
-        <w:pStyle w:val="SourceCode"/>
-      </w:pPr>
-      <w:r>
-        <w:rPr>
-          <w:rStyle w:val="VerbatimChar"/>
-        </w:rPr>
-        <w:t xml:space="preserve">                              (WATER)  (OTHER GLASS)</w:t>
-      </w:r>
-      <w:r>
-        <w:br/>
-      </w:r>
-      <w:r>
-        <w:rPr>
-          <w:rStyle w:val="VerbatimChar"/>
-        </w:rPr>
-        <w:t xml:space="preserve">              (DESSERT SPOON)</w:t>
-      </w:r>
-      <w:r>
-        <w:br/>
-      </w:r>
-      <w:r>
-        <w:rPr>
-          <w:rStyle w:val="VerbatimChar"/>
-        </w:rPr>
-        <w:t xml:space="preserve">   [NAPKIN] (SALAD)(DINNER) |  PLATE  | (KNIFE)(TEASPOON)(SOUP SPOON)</w:t>
-      </w:r>
-      <w:r>
-        <w:br/>
-      </w:r>
-      <w:r>
-        <w:rPr>
-          <w:rStyle w:val="VerbatimChar"/>
-        </w:rPr>
-        <w:t xml:space="preserve">             FORK   FORK    |         |</w:t>
-      </w:r>
-      <w:r>
-        <w:br/>
-      </w:r>
-      <w:r>
-        <w:rPr>
-          <w:rStyle w:val="VerbatimChar"/>
-        </w:rPr>
-        <w:t xml:space="preserve">                            +---------+</w:t>
-      </w:r>
-      <w:r>
-        <w:br/>
-      </w:r>
-      <w:r>
-        <w:rPr>
-          <w:rStyle w:val="VerbatimChar"/>
-        </w:rPr>
-        <w:t xml:space="preserve">    (BREAD PLATE, upper left, with a small butter knife across it)</w:t>
-      </w:r>
-    </w:p>
-    <w:p>
-      <w:pPr>
-        <w:pStyle w:val="FirstParagraph"/>
+      <w:bookmarkEnd w:id="25"/>
+    </w:p>
+    <w:p>
+      <w:pPr>
+        <w:pStyle w:val="CaptionedFigure"/>
+      </w:pPr>
+      <w:r>
+        <w:drawing>
+          <wp:inline>
+            <wp:extent cx="5486400" cy="3629464"/>
+            <wp:effectExtent b="0" l="0" r="0" t="0"/>
+            <wp:docPr descr="The formal place setting: bread plate, salad and dinner forks, dessert spoon, knife, teaspoon, soup spoon, water and a second glass" title="" id="1" name="Picture"/>
+            <a:graphic>
+              <a:graphicData uri="http://schemas.openxmlformats.org/drawingml/2006/picture">
+                <pic:pic>
+                  <pic:nvPicPr>
+                    <pic:cNvPr descr="images/h0611-formal-setting.png" id="0" name="Picture"/>
+                    <pic:cNvPicPr>
+                      <a:picLocks noChangeArrowheads="1" noChangeAspect="1"/>
+                    </pic:cNvPicPr>
+                  </pic:nvPicPr>
+                  <pic:blipFill>
+                    <a:blip r:embed="rId26"/>
+                    <a:stretch>
+                      <a:fillRect/>
+                    </a:stretch>
+                  </pic:blipFill>
+                  <pic:spPr bwMode="auto">
+                    <a:xfrm>
+                      <a:off x="0" y="0"/>
+                      <a:ext cx="5486400" cy="3629464"/>
+                    </a:xfrm>
+                    <a:prstGeom prst="rect">
+                      <a:avLst/>
+                    </a:prstGeom>
+                    <a:noFill/>
+                    <a:ln w="9525">
+                      <a:noFill/>
+                      <a:headEnd/>
+                      <a:tailEnd/>
+                    </a:ln>
+                  </pic:spPr>
+                </pic:pic>
+              </a:graphicData>
+            </a:graphic>
+          </wp:inline>
+        </w:drawing>
+      </w:r>
+    </w:p>
+    <w:p>
+      <w:pPr>
+        <w:pStyle w:val="ImageCaption"/>
+      </w:pPr>
+      <w:r>
+        <w:t xml:space="preserve">The formal place setting: bread plate, salad and dinner forks, dessert spoon, knife, teaspoon, soup spoon, water and a second glass</w:t>
+      </w:r>
+    </w:p>
+    <w:p>
+      <w:pPr>
+        <w:pStyle w:val="BodyText"/>
       </w:pPr>
       <w:r>
         <w:rPr>
@@ -942,11 +924,11 @@
       <w:pPr>
         <w:pStyle w:val="Heading2"/>
       </w:pPr>
-      <w:bookmarkStart w:id="24" w:name="X460ce75d0227bf46bc495aaf1fc264d71c065c7"/>
+      <w:bookmarkStart w:id="27" w:name="X460ce75d0227bf46bc495aaf1fc264d71c065c7"/>
       <w:r>
         <w:t xml:space="preserve">Part 4. Three other ways people serve and eat</w:t>
       </w:r>
-      <w:bookmarkEnd w:id="24"/>
+      <w:bookmarkEnd w:id="27"/>
     </w:p>
     <w:p>
       <w:pPr>
@@ -1168,11 +1150,11 @@
       <w:pPr>
         <w:pStyle w:val="Heading2"/>
       </w:pPr>
-      <w:bookmarkStart w:id="25" w:name="part-5.-hosting-basics"/>
+      <w:bookmarkStart w:id="28" w:name="part-5.-hosting-basics"/>
       <w:r>
         <w:t xml:space="preserve">Part 5. Hosting basics</w:t>
       </w:r>
-      <w:bookmarkEnd w:id="25"/>
+      <w:bookmarkEnd w:id="28"/>
     </w:p>
     <w:p>
       <w:pPr>
@@ -1227,11 +1209,11 @@
       <w:pPr>
         <w:pStyle w:val="Heading2"/>
       </w:pPr>
-      <w:bookmarkStart w:id="26" w:name="part-6.-our-class-food-sharing-agreement"/>
+      <w:bookmarkStart w:id="29" w:name="part-6.-our-class-food-sharing-agreement"/>
       <w:r>
         <w:t xml:space="preserve">Part 6. Our class food sharing agreement</w:t>
       </w:r>
-      <w:bookmarkEnd w:id="26"/>
+      <w:bookmarkEnd w:id="29"/>
     </w:p>
     <w:p>
       <w:pPr>
@@ -1296,11 +1278,11 @@
       <w:pPr>
         <w:pStyle w:val="Heading3"/>
       </w:pPr>
-      <w:bookmarkStart w:id="27" w:name="my-groups-draft"/>
+      <w:bookmarkStart w:id="30" w:name="my-groups-draft"/>
       <w:r>
         <w:t xml:space="preserve">My group’s draft</w:t>
       </w:r>
-      <w:bookmarkEnd w:id="27"/>
+      <w:bookmarkEnd w:id="30"/>
     </w:p>
     <w:tbl>
       <w:tblPr>
@@ -1468,11 +1450,11 @@
       <w:pPr>
         <w:pStyle w:val="Heading3"/>
       </w:pPr>
-      <w:bookmarkStart w:id="28" w:name="the-class-version-after-the-vote"/>
+      <w:bookmarkStart w:id="31" w:name="the-class-version-after-the-vote"/>
       <w:r>
         <w:t xml:space="preserve">The class version, after the vote</w:t>
       </w:r>
-      <w:bookmarkEnd w:id="28"/>
+      <w:bookmarkEnd w:id="31"/>
     </w:p>
     <w:tbl>
       <w:tblPr>
@@ -1640,11 +1622,11 @@
       <w:pPr>
         <w:pStyle w:val="Heading3"/>
       </w:pPr>
-      <w:bookmarkStart w:id="29" w:name="the-hard-case"/>
+      <w:bookmarkStart w:id="32" w:name="the-hard-case"/>
       <w:r>
         <w:t xml:space="preserve">The hard case</w:t>
       </w:r>
-      <w:bookmarkEnd w:id="29"/>
+      <w:bookmarkEnd w:id="32"/>
     </w:p>
     <w:p>
       <w:pPr>
@@ -1729,11 +1711,11 @@
       <w:pPr>
         <w:pStyle w:val="Heading1"/>
       </w:pPr>
-      <w:bookmarkStart w:id="30" w:name="page-5-paper-cut-out-set"/>
+      <w:bookmarkStart w:id="33" w:name="page-5-paper-cut-out-set"/>
       <w:r>
         <w:t xml:space="preserve">Page 5: Paper cut-out set</w:t>
       </w:r>
-      <w:bookmarkEnd w:id="30"/>
+      <w:bookmarkEnd w:id="33"/>
     </w:p>
     <w:p>
       <w:pPr>
@@ -1989,76 +1971,57 @@
     </w:p>
     <w:p>
       <w:pPr>
-        <w:pStyle w:val="SourceCode"/>
-      </w:pPr>
-      <w:r>
-        <w:rPr>
-          <w:rStyle w:val="VerbatimChar"/>
-        </w:rPr>
-        <w:t xml:space="preserve">+-------------------------------------------------------------+</w:t>
-      </w:r>
-      <w:r>
-        <w:br/>
-      </w:r>
-      <w:r>
-        <w:rPr>
-          <w:rStyle w:val="VerbatimChar"/>
-        </w:rPr>
-        <w:t xml:space="preserve">|                                                             |</w:t>
-      </w:r>
-      <w:r>
-        <w:br/>
-      </w:r>
-      <w:r>
-        <w:rPr>
-          <w:rStyle w:val="VerbatimChar"/>
-        </w:rPr>
-        <w:t xml:space="preserve">|                                                             |</w:t>
-      </w:r>
-      <w:r>
-        <w:br/>
-      </w:r>
-      <w:r>
-        <w:rPr>
-          <w:rStyle w:val="VerbatimChar"/>
-        </w:rPr>
-        <w:t xml:space="preserve">|                                                             |</w:t>
-      </w:r>
-      <w:r>
-        <w:br/>
-      </w:r>
-      <w:r>
-        <w:rPr>
-          <w:rStyle w:val="VerbatimChar"/>
-        </w:rPr>
-        <w:t xml:space="preserve">|                       ( place the plate here )              |</w:t>
-      </w:r>
-      <w:r>
-        <w:br/>
-      </w:r>
-      <w:r>
-        <w:rPr>
-          <w:rStyle w:val="VerbatimChar"/>
-        </w:rPr>
-        <w:t xml:space="preserve">|                                                             |</w:t>
-      </w:r>
-      <w:r>
-        <w:br/>
-      </w:r>
-      <w:r>
-        <w:rPr>
-          <w:rStyle w:val="VerbatimChar"/>
-        </w:rPr>
-        <w:t xml:space="preserve">|                                                             |</w:t>
-      </w:r>
-      <w:r>
-        <w:br/>
-      </w:r>
-      <w:r>
-        <w:rPr>
-          <w:rStyle w:val="VerbatimChar"/>
-        </w:rPr>
-        <w:t xml:space="preserve">+-------------------------------------------------------------+</w:t>
+        <w:pStyle w:val="CaptionedFigure"/>
+      </w:pPr>
+      <w:r>
+        <w:drawing>
+          <wp:inline>
+            <wp:extent cx="5486400" cy="2560320"/>
+            <wp:effectExtent b="0" l="0" r="0" t="0"/>
+            <wp:docPr descr="Place the cut-out pieces on this outline" title="" id="1" name="Picture"/>
+            <a:graphic>
+              <a:graphicData uri="http://schemas.openxmlformats.org/drawingml/2006/picture">
+                <pic:pic>
+                  <pic:nvPicPr>
+                    <pic:cNvPr descr="images/h0611-plate-box.png" id="0" name="Picture"/>
+                    <pic:cNvPicPr>
+                      <a:picLocks noChangeArrowheads="1" noChangeAspect="1"/>
+                    </pic:cNvPicPr>
+                  </pic:nvPicPr>
+                  <pic:blipFill>
+                    <a:blip r:embed="rId34"/>
+                    <a:stretch>
+                      <a:fillRect/>
+                    </a:stretch>
+                  </pic:blipFill>
+                  <pic:spPr bwMode="auto">
+                    <a:xfrm>
+                      <a:off x="0" y="0"/>
+                      <a:ext cx="5486400" cy="2560320"/>
+                    </a:xfrm>
+                    <a:prstGeom prst="rect">
+                      <a:avLst/>
+                    </a:prstGeom>
+                    <a:noFill/>
+                    <a:ln w="9525">
+                      <a:noFill/>
+                      <a:headEnd/>
+                      <a:tailEnd/>
+                    </a:ln>
+                  </pic:spPr>
+                </pic:pic>
+              </a:graphicData>
+            </a:graphic>
+          </wp:inline>
+        </w:drawing>
+      </w:r>
+    </w:p>
+    <w:p>
+      <w:pPr>
+        <w:pStyle w:val="ImageCaption"/>
+      </w:pPr>
+      <w:r>
+        <w:t xml:space="preserve">Place the cut-out pieces on this outline</w:t>
       </w:r>
     </w:p>
     <w:p>
@@ -2070,11 +2033,11 @@
       <w:pPr>
         <w:pStyle w:val="Heading1"/>
       </w:pPr>
-      <w:bookmarkStart w:id="31" w:name="grade-8-stretch"/>
+      <w:bookmarkStart w:id="35" w:name="grade-8-stretch"/>
       <w:r>
         <w:t xml:space="preserve">Grade 8 stretch</w:t>
       </w:r>
-      <w:bookmarkEnd w:id="31"/>
+      <w:bookmarkEnd w:id="35"/>
     </w:p>
     <w:p>
       <w:pPr>

--- a/downloads/handouts/Unit 06/Handout 06.11 - Place Setting Diagram and Sharing Agreement.docx
+++ b/downloads/handouts/Unit 06/Handout 06.11 - Place Setting Diagram and Sharing Agreement.docx
@@ -48,7 +48,7 @@
         <w:pStyle w:val="FirstParagraph"/>
       </w:pPr>
       <w:r>
-        <w:t xml:space="preserve">Before your teacher shows you anything, draw a place setting. Plate, fork, knife, spoon, cup, napkin. Ninety seconds. There is no penalty for being wrong.</w:t>
+        <w:t xml:space="preserve">Before your teacher shows you anything, draw a place setting. Plate, fork, knife, spoon, cup, napkin. You have 90 seconds. There is no penalty for being wrong.</w:t>
       </w:r>
     </w:p>
     <w:p>
@@ -600,7 +600,7 @@
         <w:t xml:space="preserve"> </w:t>
       </w:r>
       <w:r>
-        <w:t xml:space="preserve">you use the utensils in the order the courses arrive, working from the</w:t>
+        <w:t xml:space="preserve">you use the utensils in the order the courses arrive. You work from the</w:t>
       </w:r>
       <w:r>
         <w:t xml:space="preserve"> </w:t>
@@ -904,7 +904,7 @@
         <w:t xml:space="preserve"> </w:t>
       </w:r>
       <w:r>
-        <w:t xml:space="preserve">most families own three pieces of flatware per person, not six. Does that make the formal setting useless?</w:t>
+        <w:t xml:space="preserve">most families own three pieces of flatware (forks, knives, and spoons) per person, not six. Does that make the formal setting useless?</w:t>
       </w:r>
     </w:p>
     <w:p>
@@ -912,7 +912,7 @@
         <w:pStyle w:val="BodyText"/>
       </w:pPr>
       <w:r>
-        <w:t xml:space="preserve">_____________________________________________________________________________</w:t>
+        <w:t xml:space="preserve">Answer: _____________________________________________________________________________</w:t>
       </w:r>
     </w:p>
     <w:p>
@@ -935,7 +935,7 @@
         <w:pStyle w:val="FirstParagraph"/>
       </w:pPr>
       <w:r>
-        <w:t xml:space="preserve">Walk to the three stations. Fill this in at each one.</w:t>
+        <w:t xml:space="preserve">Walk to the three stations. The bowl of water beside Station 3 is the right hand system, so fill in all four rows.</w:t>
       </w:r>
     </w:p>
     <w:tbl>
@@ -1642,13 +1642,13 @@
         <w:rPr>
           <w:b/>
         </w:rPr>
-        <w:t xml:space="preserve">difficult</w:t>
+        <w:t xml:space="preserve">hard</w:t>
       </w:r>
       <w:r>
         <w:t xml:space="preserve"> </w:t>
       </w:r>
       <w:r>
-        <w:t xml:space="preserve">to follow, and say what you would do.</w:t>
+        <w:t xml:space="preserve">to follow. Then say what you would do.</w:t>
       </w:r>
     </w:p>
     <w:p>
@@ -1672,7 +1672,7 @@
         <w:pStyle w:val="BodyText"/>
       </w:pPr>
       <w:r>
-        <w:t xml:space="preserve">_____________________________________________________________________________</w:t>
+        <w:t xml:space="preserve">Line 3: _____________________________________________________________________________</w:t>
       </w:r>
     </w:p>
     <w:p>
@@ -1688,7 +1688,7 @@
         <w:pStyle w:val="BodyText"/>
       </w:pPr>
       <w:r>
-        <w:t xml:space="preserve">_____________________________________________________________________________</w:t>
+        <w:t xml:space="preserve">Line 5: _____________________________________________________________________________</w:t>
       </w:r>
     </w:p>
     <w:p>
@@ -2083,7 +2083,7 @@
         <w:pStyle w:val="Compact"/>
       </w:pPr>
       <w:r>
-        <w:t xml:space="preserve">Add the glassware. A formal setting has a water glass and often a second glass above the knife, set in the order they are used, closest to the hand first.</w:t>
+        <w:t xml:space="preserve">Add the glasses. A formal setting has a water glass and often a second glass above the knife. They are set in the order they are used, with the first one closest to the hand.</w:t>
       </w:r>
     </w:p>
     <w:p>
@@ -2121,13 +2121,13 @@
         <w:rPr>
           <w:b/>
         </w:rPr>
-        <w:t xml:space="preserve">conflict</w:t>
+        <w:t xml:space="preserve">clash</w:t>
       </w:r>
       <w:r>
         <w:t xml:space="preserve"> </w:t>
       </w:r>
       <w:r>
-        <w:t xml:space="preserve">with a practice at one of the three other stations. Say how a good host would handle both.</w:t>
+        <w:t xml:space="preserve">with a practice at one of the three stations. Say how a good host would handle both.</w:t>
       </w:r>
     </w:p>
     <w:p>
@@ -2159,7 +2159,7 @@
         <w:pStyle w:val="BodyText"/>
       </w:pPr>
       <w:r>
-        <w:t xml:space="preserve">_____________________________________________________________________________</w:t>
+        <w:t xml:space="preserve">Line 4: _____________________________________________________________________________</w:t>
       </w:r>
     </w:p>
     <w:sectPr>
